--- a/Quanta, Actually - SERIES/QED Course/chapters/Lesson 79 Precision Tests of QED.docx
+++ b/Quanta, Actually - SERIES/QED Course/chapters/Lesson 79 Precision Tests of QED.docx
@@ -17,7 +17,7 @@
         <w:jc w:val="center"/>
       </w:pPr>
       <w:r>
-        <w:t>Lesson 79 of the Complete Quantum Electrodynamics Course</w:t>
+        <w:t>Lesson 79 of Quantum, Actually, Volume 2: A QED Course</w:t>
       </w:r>
     </w:p>
     <w:p>
@@ -214,7 +214,22 @@
           </w:tcPr>
           <w:p>
             <w:r>
-              <w:t>a_e, a_μ</w:t>
+              <w:t>a</w:t>
+            </w:r>
+            <w:r>
+              <w:rPr>
+                <w:vertAlign w:val="subscript"/>
+              </w:rPr>
+              <w:t>e</w:t>
+            </w:r>
+            <w:r>
+              <w:t>, a</w:t>
+            </w:r>
+            <w:r>
+              <w:rPr>
+                <w:vertAlign w:val="subscript"/>
+              </w:rPr>
+              <w:t>μ</w:t>
             </w:r>
           </w:p>
         </w:tc>
@@ -269,7 +284,16 @@
           </w:tcPr>
           <w:p>
             <w:r>
-              <w:t>Rydberg constant, m_eα²c/(2h) in SI units</w:t>
+              <w:t>Rydberg constant, m</w:t>
+            </w:r>
+            <w:r>
+              <w:rPr>
+                <w:vertAlign w:val="subscript"/>
+              </w:rPr>
+              <w:t>e</w:t>
+            </w:r>
+            <w:r>
+              <w:t>α²c/(2h) in SI units</w:t>
             </w:r>
           </w:p>
         </w:tc>
@@ -325,7 +349,13 @@
           </w:tcPr>
           <w:p>
             <w:r>
-              <w:t>r_p</w:t>
+              <w:t>r</w:t>
+            </w:r>
+            <w:r>
+              <w:rPr>
+                <w:vertAlign w:val="subscript"/>
+              </w:rPr>
+              <w:t>p</w:t>
             </w:r>
           </w:p>
         </w:tc>
@@ -451,6 +481,60 @@
     </w:p>
     <w:p>
       <w:pPr>
+        <w:keepNext/>
+        <w:spacing w:before="160" w:after="40"/>
+        <w:jc w:val="center"/>
+      </w:pPr>
+      <w:r>
+        <w:drawing>
+          <wp:inline xmlns:a="http://schemas.openxmlformats.org/drawingml/2006/main" xmlns:pic="http://schemas.openxmlformats.org/drawingml/2006/picture">
+            <wp:extent cx="5486400" cy="2815444"/>
+            <wp:docPr id="1" name="Picture 1"/>
+            <wp:cNvGraphicFramePr>
+              <a:graphicFrameLocks noChangeAspect="1"/>
+            </wp:cNvGraphicFramePr>
+            <a:graphic>
+              <a:graphicData uri="http://schemas.openxmlformats.org/drawingml/2006/picture">
+                <pic:pic>
+                  <pic:nvPicPr>
+                    <pic:cNvPr id="0" name="L79_map.png"/>
+                    <pic:cNvPicPr/>
+                  </pic:nvPicPr>
+                  <pic:blipFill>
+                    <a:blip r:embed="rId11"/>
+                    <a:stretch>
+                      <a:fillRect/>
+                    </a:stretch>
+                  </pic:blipFill>
+                  <pic:spPr>
+                    <a:xfrm>
+                      <a:off x="0" y="0"/>
+                      <a:ext cx="5486400" cy="2815444"/>
+                    </a:xfrm>
+                    <a:prstGeom prst="rect"/>
+                  </pic:spPr>
+                </pic:pic>
+              </a:graphicData>
+            </a:graphic>
+          </wp:inline>
+        </w:drawing>
+      </w:r>
+    </w:p>
+    <w:p>
+      <w:pPr>
+        <w:spacing w:after="200"/>
+        <w:jc w:val="center"/>
+      </w:pPr>
+      <w:r>
+        <w:rPr>
+          <w:i/>
+          <w:sz w:val="19"/>
+        </w:rPr>
+        <w:t>Figure 79.1. How precision tests interlock: measured inputs (α, masses) enter QED; outputs (g − 2, hydrogen, muonium, positronium, colliders) are compared with experiment.</w:t>
+      </w:r>
+    </w:p>
+    <w:p>
+      <w:pPr>
         <w:pStyle w:val="Heading3"/>
       </w:pPr>
       <w:r>
@@ -473,7 +557,52 @@
     </w:p>
     <w:p>
       <w:r>
-        <w:t>Estimate how precisely α must be known for the a_e comparison to test the four-loop term. The four-loop contribution is C₄(α/π)⁴ ≈ −1.912 × 2.91×10⁻¹¹ ≈ −5.6×10⁻¹¹, which is 4.8×10⁻⁸ of a_e. Since a_e ≈ α/(2π) at leading order, a relative change δα/α changes a_e by the same fraction. α must therefore be known to better than about 5×10⁻⁸, that is, 50 ppb, for the four-loop term to matter. The atom-recoil determinations reach 0.1 to 0.2 ppb, so they test even the five-loop term, which is about 7×10⁻¹⁴, or 6×10⁻¹¹ of a_e.</w:t>
+        <w:t>Estimate how precisely α must be known for the a</w:t>
+      </w:r>
+      <w:r>
+        <w:rPr>
+          <w:vertAlign w:val="subscript"/>
+        </w:rPr>
+        <w:t>e</w:t>
+      </w:r>
+      <w:r>
+        <w:t xml:space="preserve"> comparison to test the four-loop term. The four-loop contribution is C₄(α/π)⁴ ≈ −1.912 × 2.91×10⁻¹¹ ≈ −5.6×10⁻¹¹, which is 4.8×10⁻⁸ of a</w:t>
+      </w:r>
+      <w:r>
+        <w:rPr>
+          <w:vertAlign w:val="subscript"/>
+        </w:rPr>
+        <w:t>e</w:t>
+      </w:r>
+      <w:r>
+        <w:t>. Since a</w:t>
+      </w:r>
+      <w:r>
+        <w:rPr>
+          <w:vertAlign w:val="subscript"/>
+        </w:rPr>
+        <w:t>e</w:t>
+      </w:r>
+      <w:r>
+        <w:t xml:space="preserve"> ≈ α/(2π) at leading order, a relative change δα/α changes a</w:t>
+      </w:r>
+      <w:r>
+        <w:rPr>
+          <w:vertAlign w:val="subscript"/>
+        </w:rPr>
+        <w:t>e</w:t>
+      </w:r>
+      <w:r>
+        <w:t xml:space="preserve"> by the same fraction. α must therefore be known to better than about 5×10⁻⁸, that is, 50 ppb, for the four-loop term to matter. The atom-recoil determinations reach 0.1 to 0.2 ppb, so they test even the five-loop term, which is about 7×10⁻¹⁴, or 6×10⁻¹¹ of a</w:t>
+      </w:r>
+      <w:r>
+        <w:rPr>
+          <w:vertAlign w:val="subscript"/>
+        </w:rPr>
+        <w:t>e</w:t>
+      </w:r>
+      <w:r>
+        <w:t>.</w:t>
       </w:r>
     </w:p>
     <w:p>
@@ -494,7 +623,16 @@
     </w:p>
     <w:p>
       <w:r>
-        <w:t>From Lesson 76, the 2023 measurement is a_e = 0.00115965218059(13), with an uncertainty of 0.11 ppb. The theory is the QED series through five loops, plus mass-dependent terms from muon and tau loops (about 2.7×10⁻¹²), hadronic terms (about 1.7×10⁻¹²), and weak terms (about 3×10⁻¹⁴). The theoretical uncertainty, apart from α, is a few parts in 10¹⁴.</w:t>
+        <w:t>From Lesson 76, the 2023 measurement is a</w:t>
+      </w:r>
+      <w:r>
+        <w:rPr>
+          <w:vertAlign w:val="subscript"/>
+        </w:rPr>
+        <w:t>e</w:t>
+      </w:r>
+      <w:r>
+        <w:t xml:space="preserve"> = 0.00115965218059(13), with an uncertainty of 0.11 ppb. The theory is the QED series through five loops, plus mass-dependent terms from muon and tau loops (about 2.7×10⁻¹²), hadronic terms (about 1.7×10⁻¹²), and weak terms (about 3×10⁻¹⁴). The theoretical uncertainty, apart from α, is a few parts in 10¹⁴.</w:t>
       </w:r>
     </w:p>
     <w:p>
@@ -696,7 +834,52 @@
     </w:p>
     <w:p>
       <w:r>
-        <w:t>Convert the cesium–electron difference into a difference in a_e. With 1/α_Cs smaller by 1.20×10⁻⁷, α_Cs is larger by a fraction δα/α = 1.20×10⁻⁷/137.036 = 8.8×10⁻¹⁰. The predicted a_e increases by the same fraction, 8.8×10⁻¹⁰ × 1.16×10⁻³ = 1.0×10⁻¹². The measured a_e therefore lies 1.0×10⁻¹² below the prediction made with the cesium α, which is about four times the combined uncertainty. With the rubidium α, the prediction lies 0.34×10⁻¹² below the measurement, about two times the combined uncertainty. Until the atomic measurements agree, the electron g − 2 cannot decide between these two statements.</w:t>
+        <w:t>Convert the cesium–electron difference into a difference in a</w:t>
+      </w:r>
+      <w:r>
+        <w:rPr>
+          <w:vertAlign w:val="subscript"/>
+        </w:rPr>
+        <w:t>e</w:t>
+      </w:r>
+      <w:r>
+        <w:t>. With 1/α</w:t>
+      </w:r>
+      <w:r>
+        <w:rPr>
+          <w:vertAlign w:val="subscript"/>
+        </w:rPr>
+        <w:t>C</w:t>
+      </w:r>
+      <w:r>
+        <w:t>s smaller by 1.20×10⁻⁷, α</w:t>
+      </w:r>
+      <w:r>
+        <w:rPr>
+          <w:vertAlign w:val="subscript"/>
+        </w:rPr>
+        <w:t>C</w:t>
+      </w:r>
+      <w:r>
+        <w:t>s is larger by a fraction δα/α = 1.20×10⁻⁷/137.036 = 8.8×10⁻¹⁰. The predicted a</w:t>
+      </w:r>
+      <w:r>
+        <w:rPr>
+          <w:vertAlign w:val="subscript"/>
+        </w:rPr>
+        <w:t>e</w:t>
+      </w:r>
+      <w:r>
+        <w:t xml:space="preserve"> increases by the same fraction, 8.8×10⁻¹⁰ × 1.16×10⁻³ = 1.0×10⁻¹². The measured a</w:t>
+      </w:r>
+      <w:r>
+        <w:rPr>
+          <w:vertAlign w:val="subscript"/>
+        </w:rPr>
+        <w:t>e</w:t>
+      </w:r>
+      <w:r>
+        <w:t xml:space="preserve"> therefore lies 1.0×10⁻¹² below the prediction made with the cesium α, which is about four times the combined uncertainty. With the rubidium α, the prediction lies 0.34×10⁻¹² below the measurement, about two times the combined uncertainty. Until the atomic measurements agree, the electron g − 2 cannot decide between these two statements.</w:t>
       </w:r>
     </w:p>
     <w:p>
@@ -805,7 +988,25 @@
     </w:p>
     <w:p>
       <w:r>
-        <w:t>a relative uncertainty of 4×10⁻¹⁵. The Bohr formula gives f = (3/4)R∞c(1 + m_e/M_p)⁻¹. The Dirac corrections, the Lamb shifts of Lessons 77 and 78, recoil, and the proton size enter at the level of about 10⁻⁵ (Dirac), 3×10⁻⁶ (Lamb shift), and below.</w:t>
+        <w:t>a relative uncertainty of 4×10⁻¹⁵. The Bohr formula gives f = (3/4)R∞c(1 + m</w:t>
+      </w:r>
+      <w:r>
+        <w:rPr>
+          <w:vertAlign w:val="subscript"/>
+        </w:rPr>
+        <w:t>e</w:t>
+      </w:r>
+      <w:r>
+        <w:t>/M</w:t>
+      </w:r>
+      <w:r>
+        <w:rPr>
+          <w:vertAlign w:val="subscript"/>
+        </w:rPr>
+        <w:t>p</w:t>
+      </w:r>
+      <w:r>
+        <w:t>)⁻¹. The Dirac corrections, the Lamb shifts of Lessons 77 and 78, recoil, and the proton size enter at the level of about 10⁻⁵ (Dirac), 3×10⁻⁶ (Lamb shift), and below.</w:t>
       </w:r>
     </w:p>
     <w:p>
@@ -818,7 +1019,25 @@
     </w:p>
     <w:p>
       <w:r>
-        <w:t>QED predicts the 1s–2s frequency in terms of R∞, α, the mass ratio, and r_p. The 1s Lamb shift, about 8173 MHz, is a fraction 3.3×10⁻⁶ of f, and the proton-size part of it is about 1.1 MHz. A single frequency cannot separate R∞ from r_p. Two frequencies can. Combining 1s–2s with another transition, such as 2s–4p or 1s–3s, determines both. This is how the proton radius from ordinary hydrogen is obtained, and how the comparison with muonic hydrogen (Lesson 78) is made.</w:t>
+        <w:t>QED predicts the 1s–2s frequency in terms of R∞, α, the mass ratio, and r</w:t>
+      </w:r>
+      <w:r>
+        <w:rPr>
+          <w:vertAlign w:val="subscript"/>
+        </w:rPr>
+        <w:t>p</w:t>
+      </w:r>
+      <w:r>
+        <w:t>. The 1s Lamb shift, about 8173 MHz, is a fraction 3.3×10⁻⁶ of f, and the proton-size part of it is about 1.1 MHz. A single frequency cannot separate R∞ from r</w:t>
+      </w:r>
+      <w:r>
+        <w:rPr>
+          <w:vertAlign w:val="subscript"/>
+        </w:rPr>
+        <w:t>p</w:t>
+      </w:r>
+      <w:r>
+        <w:t>. Two frequencies can. Combining 1s–2s with another transition, such as 2s–4p or 1s–3s, determines both. This is how the proton radius from ordinary hydrogen is obtained, and how the comparison with muonic hydrogen (Lesson 78) is made.</w:t>
       </w:r>
     </w:p>
     <w:p>
@@ -832,7 +1051,43 @@
     </w:p>
     <w:p>
       <w:r>
-        <w:t>Check the leading size of f. CODATA gives R∞c = 3.2898419603×10¹⁵ Hz, so (3/4)R∞c = 2.46738147×10¹⁵ Hz. With m_e/M_p = 5.44617×10⁻⁴, the reduced-mass factor (1 + m_e/M_p)⁻¹ = 0.99945568 gives 2.46603842×10¹⁵ Hz. The measured value is larger by 2.299×10¹⁰ Hz. The Dirac term of Lesson 77, Section 1.1, lowers 1s by mα⁴/8 and 2s by 5mα⁴/128, so it raises the frequency by (11/128)mα⁴ = (11/128) × 1.449×10⁻³ eV = 1.245×10⁻⁴ eV, which is 3.011×10¹⁰ Hz. The Lamb shifts raise 1s by about 8173 MHz and 2s by about 1046 MHz, so they lower the frequency by about 0.713×10¹⁰ Hz. Together, +3.011×10¹⁰ − 0.713×10¹⁰ = 2.298×10¹⁰ Hz, which matches the gap to within about 10⁷ Hz. The remainder comes from recoil corrections to the Dirac term and from higher orders.</w:t>
+        <w:t>Check the leading size of f. CODATA gives R∞c = 3.2898419603×10¹⁵ Hz, so (3/4)R∞c = 2.46738147×10¹⁵ Hz. With m</w:t>
+      </w:r>
+      <w:r>
+        <w:rPr>
+          <w:vertAlign w:val="subscript"/>
+        </w:rPr>
+        <w:t>e</w:t>
+      </w:r>
+      <w:r>
+        <w:t>/M</w:t>
+      </w:r>
+      <w:r>
+        <w:rPr>
+          <w:vertAlign w:val="subscript"/>
+        </w:rPr>
+        <w:t>p</w:t>
+      </w:r>
+      <w:r>
+        <w:t xml:space="preserve"> = 5.44617×10⁻⁴, the reduced-mass factor (1 + m</w:t>
+      </w:r>
+      <w:r>
+        <w:rPr>
+          <w:vertAlign w:val="subscript"/>
+        </w:rPr>
+        <w:t>e</w:t>
+      </w:r>
+      <w:r>
+        <w:t>/M</w:t>
+      </w:r>
+      <w:r>
+        <w:rPr>
+          <w:vertAlign w:val="subscript"/>
+        </w:rPr>
+        <w:t>p</w:t>
+      </w:r>
+      <w:r>
+        <w:t>)⁻¹ = 0.99945568 gives 2.46603842×10¹⁵ Hz. The measured value is larger by 2.299×10¹⁰ Hz. The Dirac term of Lesson 77, Section 1.1, lowers 1s by mα⁴/8 and 2s by 5mα⁴/128, so it raises the frequency by (11/128)mα⁴ = (11/128) × 1.449×10⁻³ eV = 1.245×10⁻⁴ eV, which is 3.011×10¹⁰ Hz. The Lamb shifts raise 1s by about 8173 MHz and 2s by about 1046 MHz, so they lower the frequency by about 0.713×10¹⁰ Hz. Together, +3.011×10¹⁰ − 0.713×10¹⁰ = 2.298×10¹⁰ Hz, which matches the gap to within about 10⁷ Hz. The remainder comes from recoil corrections to the Dirac term and from higher orders.</w:t>
       </w:r>
     </w:p>
     <w:p>
@@ -927,7 +1182,16 @@
     </w:p>
     <w:p>
       <w:r>
-        <w:t>Lesson 69 described the running of α from 1/137 to about 1/129 at M_Z, observed at TRISTAN and LEP, and used in every electroweak prediction. It is a test of vacuum polarization at short distance.</w:t>
+        <w:t>Lesson 69 described the running of α from 1/137 to about 1/129 at M</w:t>
+      </w:r>
+      <w:r>
+        <w:rPr>
+          <w:vertAlign w:val="subscript"/>
+        </w:rPr>
+        <w:t>Z</w:t>
+      </w:r>
+      <w:r>
+        <w:t>, observed at TRISTAN and LEP, and used in every electroweak prediction. It is a test of vacuum polarization at short distance.</w:t>
       </w:r>
     </w:p>
     <w:p>
@@ -988,7 +1252,25 @@
     </w:p>
     <w:p>
       <w:r>
-        <w:t>None of these is a failure of the renormalization of Lessons 66 to 70, which is an internal consistency property of the theory, verified independently. A persistent discrepancy would mean either an error in an experiment or an input, or new particles and interactions that add their own diagrams. In the muon's case, a heavy new particle of mass M would contribute to a_μ an amount of order (m_μ/M)² times its coupling. That is why the muon, rather than the electron, is the sensitive probe. QED itself, as the low-energy limit of the electroweak theory, has passed every test that does not involve hadrons or the atomic inputs.</w:t>
+        <w:t>None of these is a failure of the renormalization of Lessons 66 to 70, which is an internal consistency property of the theory, verified independently. A persistent discrepancy would mean either an error in an experiment or an input, or new particles and interactions that add their own diagrams. In the muon's case, a heavy new particle of mass M would contribute to a</w:t>
+      </w:r>
+      <w:r>
+        <w:rPr>
+          <w:vertAlign w:val="subscript"/>
+        </w:rPr>
+        <w:t>μ</w:t>
+      </w:r>
+      <w:r>
+        <w:t xml:space="preserve"> an amount of order (m</w:t>
+      </w:r>
+      <w:r>
+        <w:rPr>
+          <w:vertAlign w:val="subscript"/>
+        </w:rPr>
+        <w:t>μ</w:t>
+      </w:r>
+      <w:r>
+        <w:t>/M)² times its coupling. That is why the muon, rather than the electron, is the sensitive probe. QED itself, as the low-energy limit of the electroweak theory, has passed every test that does not involve hadrons or the atomic inputs.</w:t>
       </w:r>
     </w:p>
     <w:p>
@@ -1122,7 +1404,16 @@
           </w:tcPr>
           <w:p>
             <w:r>
-              <w:t>α from a_e: 1/α = 137.035999166(15)</w:t>
+              <w:t>α from a</w:t>
+            </w:r>
+            <w:r>
+              <w:rPr>
+                <w:vertAlign w:val="subscript"/>
+              </w:rPr>
+              <w:t>e</w:t>
+            </w:r>
+            <w:r>
+              <w:t>: 1/α = 137.035999166(15)</w:t>
             </w:r>
           </w:p>
         </w:tc>
@@ -1472,7 +1763,22 @@
           </w:tcPr>
           <w:p>
             <w:r>
-              <w:t>Compute the relative difference between the one-loop α/(2π) and the measured a_e, and compare it with the expected size of the two-loop term.</w:t>
+              <w:rPr>
+                <w:b/>
+              </w:rPr>
+              <w:t>Core.</w:t>
+            </w:r>
+            <w:r>
+              <w:t xml:space="preserve"> Compute the relative difference between the one-loop α/(2π) and the measured a</w:t>
+            </w:r>
+            <w:r>
+              <w:rPr>
+                <w:vertAlign w:val="subscript"/>
+              </w:rPr>
+              <w:t>e</w:t>
+            </w:r>
+            <w:r>
+              <w:t>, and compare it with the expected size of the two-loop term.</w:t>
             </w:r>
           </w:p>
         </w:tc>
@@ -1510,7 +1816,13 @@
           </w:tcPr>
           <w:p>
             <w:r>
-              <w:t>Repeat Worked example 2 for the rubidium value of α.</w:t>
+              <w:rPr>
+                <w:b/>
+              </w:rPr>
+              <w:t>Extension.</w:t>
+            </w:r>
+            <w:r>
+              <w:t xml:space="preserve"> Repeat Worked example 2 for the rubidium value of α.</w:t>
             </w:r>
           </w:p>
         </w:tc>
@@ -1546,7 +1858,22 @@
           </w:tcPr>
           <w:p>
             <w:r>
-              <w:t>If a_e were measured ten times more precisely, what precision in α would be needed to use the improvement as a test of QED?</w:t>
+              <w:rPr>
+                <w:b/>
+              </w:rPr>
+              <w:t>Core.</w:t>
+            </w:r>
+            <w:r>
+              <w:t xml:space="preserve"> If a</w:t>
+            </w:r>
+            <w:r>
+              <w:rPr>
+                <w:vertAlign w:val="subscript"/>
+              </w:rPr>
+              <w:t>e</w:t>
+            </w:r>
+            <w:r>
+              <w:t xml:space="preserve"> were measured ten times more precisely, what precision in α would be needed to use the improvement as a test of QED?</w:t>
             </w:r>
           </w:p>
         </w:tc>
@@ -1584,7 +1911,13 @@
           </w:tcPr>
           <w:p>
             <w:r>
-              <w:t>In Worked example 3, list the corrections that separate (3/4)R∞c(1 + m/M)⁻¹ from the measured 1s–2s frequency, and give the sign of each.</w:t>
+              <w:rPr>
+                <w:b/>
+              </w:rPr>
+              <w:t>Extension.</w:t>
+            </w:r>
+            <w:r>
+              <w:t xml:space="preserve"> In Worked example 3, list the corrections that separate (3/4)R∞c(1 + m/M)⁻¹ from the measured 1s–2s frequency, and give the sign of each.</w:t>
             </w:r>
           </w:p>
         </w:tc>
@@ -1620,7 +1953,13 @@
           </w:tcPr>
           <w:p>
             <w:r>
-              <w:t>Show that the Bohr frequency of the 1s → 2s transition is (3/4)R∞c, ignoring recoil.</w:t>
+              <w:rPr>
+                <w:b/>
+              </w:rPr>
+              <w:t>Core.</w:t>
+            </w:r>
+            <w:r>
+              <w:t xml:space="preserve"> Show that the Bohr frequency of the 1s → 2s transition is (3/4)R∞c, ignoring recoil.</w:t>
             </w:r>
           </w:p>
         </w:tc>
@@ -1658,7 +1997,22 @@
           </w:tcPr>
           <w:p>
             <w:r>
-              <w:t>Explain why two transitions are needed to determine both R∞ and r_p.</w:t>
+              <w:rPr>
+                <w:b/>
+              </w:rPr>
+              <w:t>Extension.</w:t>
+            </w:r>
+            <w:r>
+              <w:t xml:space="preserve"> Explain why two transitions are needed to determine both R∞ and r</w:t>
+            </w:r>
+            <w:r>
+              <w:rPr>
+                <w:vertAlign w:val="subscript"/>
+              </w:rPr>
+              <w:t>p</w:t>
+            </w:r>
+            <w:r>
+              <w:t>.</w:t>
             </w:r>
           </w:p>
         </w:tc>
@@ -1694,7 +2048,13 @@
           </w:tcPr>
           <w:p>
             <w:r>
-              <w:t>Explain why muonium is a cleaner test of bound-state QED than hydrogen.</w:t>
+              <w:rPr>
+                <w:b/>
+              </w:rPr>
+              <w:t>Core.</w:t>
+            </w:r>
+            <w:r>
+              <w:t xml:space="preserve"> Explain why muonium is a cleaner test of bound-state QED than hydrogen.</w:t>
             </w:r>
           </w:p>
         </w:tc>
@@ -1732,7 +2092,13 @@
           </w:tcPr>
           <w:p>
             <w:r>
-              <w:t>Name a diagram that contributes to the energy levels of positronium but not to those of hydrogen.</w:t>
+              <w:rPr>
+                <w:b/>
+              </w:rPr>
+              <w:t>Extension.</w:t>
+            </w:r>
+            <w:r>
+              <w:t xml:space="preserve"> Name a diagram that contributes to the energy levels of positronium but not to those of hydrogen.</w:t>
             </w:r>
           </w:p>
         </w:tc>
@@ -1768,7 +2134,13 @@
           </w:tcPr>
           <w:p>
             <w:r>
-              <w:t>Evaluate the Dirac bound-electron g factor (2/3)[1 + 2√(1 − (Zα)²)] for Z = 6 and Z = 14.</w:t>
+              <w:rPr>
+                <w:b/>
+              </w:rPr>
+              <w:t>Extension.</w:t>
+            </w:r>
+            <w:r>
+              <w:t xml:space="preserve"> Evaluate the Dirac bound-electron g factor (2/3)[1 + 2√(1 − (Zα)²)] for Z = 6 and Z = 14.</w:t>
             </w:r>
           </w:p>
         </w:tc>
@@ -1806,7 +2178,13 @@
           </w:tcPr>
           <w:p>
             <w:r>
-              <w:t>Convert Λ = 200 GeV and Λ = 1 TeV into lengths.</w:t>
+              <w:rPr>
+                <w:b/>
+              </w:rPr>
+              <w:t>Core.</w:t>
+            </w:r>
+            <w:r>
+              <w:t xml:space="preserve"> Convert Λ = 200 GeV and Λ = 1 TeV into lengths.</w:t>
             </w:r>
           </w:p>
         </w:tc>
@@ -1842,7 +2220,31 @@
           </w:tcPr>
           <w:p>
             <w:r>
-              <w:t>Estimate the contribution to a_μ of a new particle with mass 500 GeV and electromagnetic-strength coupling, using (α/π)(m_μ/M)². Compare with the experimental uncertainty of about 1.5×10⁻¹⁰.</w:t>
+              <w:rPr>
+                <w:b/>
+              </w:rPr>
+              <w:t>Core.</w:t>
+            </w:r>
+            <w:r>
+              <w:t xml:space="preserve"> Estimate the contribution to a</w:t>
+            </w:r>
+            <w:r>
+              <w:rPr>
+                <w:vertAlign w:val="subscript"/>
+              </w:rPr>
+              <w:t>μ</w:t>
+            </w:r>
+            <w:r>
+              <w:t xml:space="preserve"> of a new particle with mass 500 GeV and electromagnetic-strength coupling, using (α/π)(m</w:t>
+            </w:r>
+            <w:r>
+              <w:rPr>
+                <w:vertAlign w:val="subscript"/>
+              </w:rPr>
+              <w:t>μ</w:t>
+            </w:r>
+            <w:r>
+              <w:t>/M)². Compare with the experimental uncertainty of about 1.5×10⁻¹⁰.</w:t>
             </w:r>
           </w:p>
         </w:tc>
@@ -1880,7 +2282,13 @@
           </w:tcPr>
           <w:p>
             <w:r>
-              <w:t>Challenge: Explain why the statement "QED is tested to 10⁻¹²" is ambiguous, and rewrite it in a form that names the quantity and the inputs.</w:t>
+              <w:rPr>
+                <w:b/>
+              </w:rPr>
+              <w:t>Challenge.</w:t>
+            </w:r>
+            <w:r>
+              <w:t xml:space="preserve"> Explain why the statement "QED is tested to 10⁻¹²" is ambiguous, and rewrite it in a form that names the quantity and the inputs.</w:t>
             </w:r>
           </w:p>
         </w:tc>
@@ -1892,6 +2300,14 @@
       </w:pPr>
       <w:r>
         <w:t>Solutions</w:t>
+      </w:r>
+    </w:p>
+    <w:p>
+      <w:r>
+        <w:rPr>
+          <w:i/>
+        </w:rPr>
+        <w:t>Attempt each exercise before reading its solution. If you are stuck, read only the first sentence of the solution, then try again.</w:t>
       </w:r>
     </w:p>
     <w:p>
@@ -1919,7 +2335,43 @@
         <w:t xml:space="preserve"> </w:t>
       </w:r>
       <w:r>
-        <w:t>1/α_Rb is larger by 4.0×10⁻⁸, so α_Rb is smaller by 2.9×10⁻¹⁰ of itself. The predicted a_e is lower by 2.9×10⁻¹⁰ × 1.16×10⁻³ = 3.4×10⁻¹³ than the prediction with the electron's own α, which equals the measurement by construction. So the prediction with α_Rb lies 0.34×10⁻¹² below the measured value.</w:t>
+        <w:t>1/α</w:t>
+      </w:r>
+      <w:r>
+        <w:rPr>
+          <w:vertAlign w:val="subscript"/>
+        </w:rPr>
+        <w:t>R</w:t>
+      </w:r>
+      <w:r>
+        <w:t>b is larger by 4.0×10⁻⁸, so α</w:t>
+      </w:r>
+      <w:r>
+        <w:rPr>
+          <w:vertAlign w:val="subscript"/>
+        </w:rPr>
+        <w:t>R</w:t>
+      </w:r>
+      <w:r>
+        <w:t>b is smaller by 2.9×10⁻¹⁰ of itself. The predicted a</w:t>
+      </w:r>
+      <w:r>
+        <w:rPr>
+          <w:vertAlign w:val="subscript"/>
+        </w:rPr>
+        <w:t>e</w:t>
+      </w:r>
+      <w:r>
+        <w:t xml:space="preserve"> is lower by 2.9×10⁻¹⁰ × 1.16×10⁻³ = 3.4×10⁻¹³ than the prediction with the electron's own α, which equals the measurement by construction. So the prediction with α</w:t>
+      </w:r>
+      <w:r>
+        <w:rPr>
+          <w:vertAlign w:val="subscript"/>
+        </w:rPr>
+        <w:t>R</w:t>
+      </w:r>
+      <w:r>
+        <w:t>b lies 0.34×10⁻¹² below the measured value.</w:t>
       </w:r>
     </w:p>
     <w:p>
@@ -1933,7 +2385,16 @@
         <w:t xml:space="preserve"> </w:t>
       </w:r>
       <w:r>
-        <w:t>The a_e uncertainty would be 0.011 ppb, so α would need to be known to about 0.01 ppb, roughly ten times better than the best atom-recoil measurement.</w:t>
+        <w:t>The a</w:t>
+      </w:r>
+      <w:r>
+        <w:rPr>
+          <w:vertAlign w:val="subscript"/>
+        </w:rPr>
+        <w:t>e</w:t>
+      </w:r>
+      <w:r>
+        <w:t xml:space="preserve"> uncertainty would be 0.011 ppb, so α would need to be known to about 0.01 ppb, roughly ten times better than the best atom-recoil measurement.</w:t>
       </w:r>
     </w:p>
     <w:p>
@@ -1961,7 +2422,16 @@
         <w:t xml:space="preserve"> </w:t>
       </w:r>
       <w:r>
-        <w:t>E_n = −R∞hc/n², so E₂ − E₁ = R∞hc(1 − 1/4) = (3/4)R∞hc, and f = (3/4)R∞c.</w:t>
+        <w:t>E</w:t>
+      </w:r>
+      <w:r>
+        <w:rPr>
+          <w:vertAlign w:val="subscript"/>
+        </w:rPr>
+        <w:t>n</w:t>
+      </w:r>
+      <w:r>
+        <w:t xml:space="preserve"> = −R∞hc/n², so E₂ − E₁ = R∞hc(1 − 1/4) = (3/4)R∞hc, and f = (3/4)R∞c.</w:t>
       </w:r>
     </w:p>
     <w:p>
@@ -1975,7 +2445,16 @@
         <w:t xml:space="preserve"> </w:t>
       </w:r>
       <w:r>
-        <w:t>Each frequency depends on R∞ with a coefficient of order 1, and on r_p with a coefficient proportional to 1/n³ for the s-states involved. Two transitions with different n give two equations with different ratios of the coefficients, which can be solved for both unknowns.</w:t>
+        <w:t>Each frequency depends on R∞ with a coefficient of order 1, and on r</w:t>
+      </w:r>
+      <w:r>
+        <w:rPr>
+          <w:vertAlign w:val="subscript"/>
+        </w:rPr>
+        <w:t>p</w:t>
+      </w:r>
+      <w:r>
+        <w:t xml:space="preserve"> with a coefficient proportional to 1/n³ for the s-states involved. Two transitions with different n give two equations with different ratios of the coefficients, which can be solved for both unknowns.</w:t>
       </w:r>
     </w:p>
     <w:p>
@@ -2045,7 +2524,16 @@
         <w:t xml:space="preserve"> </w:t>
       </w:r>
       <w:r>
-        <w:t>(α/π)(0.10566/500)² = 2.32×10⁻³ × 4.47×10⁻⁸ = 1.0×10⁻¹⁰, comparable to the uncertainty. Heavy particles with such couplings are just at the edge of what a_μ can detect.</w:t>
+        <w:t>(α/π)(0.10566/500)² = 2.32×10⁻³ × 4.47×10⁻⁸ = 1.0×10⁻¹⁰, comparable to the uncertainty. Heavy particles with such couplings are just at the edge of what a</w:t>
+      </w:r>
+      <w:r>
+        <w:rPr>
+          <w:vertAlign w:val="subscript"/>
+        </w:rPr>
+        <w:t>μ</w:t>
+      </w:r>
+      <w:r>
+        <w:t xml:space="preserve"> can detect.</w:t>
       </w:r>
     </w:p>
     <w:p>
@@ -2059,7 +2547,16 @@
         <w:t xml:space="preserve"> </w:t>
       </w:r>
       <w:r>
-        <w:t>Without naming a quantity, the statement has no meaning. A precise version is: "the electron anomaly, measured to 1.1×10⁻¹⁰ of its value, agrees with the five-loop QED prediction when α is taken from rubidium atom recoil, at the level of the combined uncertainty of about 2×10⁻¹⁰ of a_e." That names the observable, the input, and the level.</w:t>
+        <w:t>Without naming a quantity, the statement has no meaning. A precise version is: "the electron anomaly, measured to 1.1×10⁻¹⁰ of its value, agrees with the five-loop QED prediction when α is taken from rubidium atom recoil, at the level of the combined uncertainty of about 2×10⁻¹⁰ of a</w:t>
+      </w:r>
+      <w:r>
+        <w:rPr>
+          <w:vertAlign w:val="subscript"/>
+        </w:rPr>
+        <w:t>e</w:t>
+      </w:r>
+      <w:r>
+        <w:t>." That names the observable, the input, and the level.</w:t>
       </w:r>
     </w:p>
     <w:p>
@@ -2067,55 +2564,12 @@
         <w:pStyle w:val="Heading2"/>
       </w:pPr>
       <w:r>
-        <w:t>Mastery checklist</w:t>
+        <w:t>Mastery check</w:t>
       </w:r>
     </w:p>
     <w:p>
-      <w:pPr>
-        <w:pStyle w:val="ListBullet"/>
-      </w:pPr>
       <w:r>
-        <w:t>I can explain a precision test as a consistency check of inputs.</w:t>
-      </w:r>
-    </w:p>
-    <w:p>
-      <w:pPr>
-        <w:pStyle w:val="ListBullet"/>
-      </w:pPr>
-      <w:r>
-        <w:t>I can convert a difference in α into a difference in a_e, and back.</w:t>
-      </w:r>
-    </w:p>
-    <w:p>
-      <w:pPr>
-        <w:pStyle w:val="ListBullet"/>
-      </w:pPr>
-      <w:r>
-        <w:t>I can explain how hydrogen spectroscopy determines R∞ and r_p.</w:t>
-      </w:r>
-    </w:p>
-    <w:p>
-      <w:pPr>
-        <w:pStyle w:val="ListBullet"/>
-      </w:pPr>
-      <w:r>
-        <w:t>I can say what muonium, positronium, and highly charged ions test.</w:t>
-      </w:r>
-    </w:p>
-    <w:p>
-      <w:pPr>
-        <w:pStyle w:val="ListBullet"/>
-      </w:pPr>
-      <w:r>
-        <w:t>I can convert a collider bound Λ into a length.</w:t>
-      </w:r>
-    </w:p>
-    <w:p>
-      <w:pPr>
-        <w:pStyle w:val="ListBullet"/>
-      </w:pPr>
-      <w:r>
-        <w:t>I can state the open comparisons and what a discrepancy would mean.</w:t>
+        <w:t>Before moving on, do the Core exercises without looking at the solutions and state this lesson's main result from memory. If both go smoothly, continue; if not, reread the sections the missed exercises cite.</w:t>
       </w:r>
     </w:p>
     <w:p>
@@ -2167,7 +2621,7 @@
         <w:color w:val="5A5A5A"/>
         <w:sz w:val="16"/>
       </w:rPr>
-      <w:t>QED Course   Lesson 79</w:t>
+      <w:t>A QED Course   Lesson 79</w:t>
     </w:r>
   </w:p>
 </w:hdr>
